--- a/force-app/main/default/documents/Loop__LOOP_Files/CACEBCBAA0b16f622905e4ec2bb6e8366f7dff389.docx
+++ b/force-app/main/default/documents/Loop__LOOP_Files/CACEBCBAA0b16f622905e4ec2bb6e8366f7dff389.docx
@@ -177,7 +177,27 @@
                 <w:sz w:val="20"/>
                 <w:szCs w:val="20"/>
               </w:rPr>
-              <w:t>&lt;&lt;Invoiced_Party_Account_Name&gt;&gt;</w:t>
+              <w:t>&lt;&lt;</w:t>
+            </w:r>
+            <w:proofErr w:type="spellStart"/>
+            <w:r>
+              <w:rPr>
+                <w:b/>
+                <w:bCs/>
+                <w:sz w:val="20"/>
+                <w:szCs w:val="20"/>
+              </w:rPr>
+              <w:t>Invoiced_Party_Account_Name</w:t>
+            </w:r>
+            <w:proofErr w:type="spellEnd"/>
+            <w:r>
+              <w:rPr>
+                <w:b/>
+                <w:bCs/>
+                <w:sz w:val="20"/>
+                <w:szCs w:val="20"/>
+              </w:rPr>
+              <w:t>&gt;&gt;</w:t>
             </w:r>
           </w:p>
         </w:tc>
@@ -213,7 +233,15 @@
               <w:ind w:left="155"/>
             </w:pPr>
             <w:r>
-              <w:t>&lt;&lt;Invoice_Invoice_Number_F&gt;&gt;</w:t>
+              <w:t>&lt;&lt;</w:t>
+            </w:r>
+            <w:proofErr w:type="spellStart"/>
+            <w:r>
+              <w:t>Invoice_Invoice_Number_F</w:t>
+            </w:r>
+            <w:proofErr w:type="spellEnd"/>
+            <w:r>
+              <w:t>&gt;&gt;</w:t>
             </w:r>
           </w:p>
         </w:tc>
@@ -230,19 +258,43 @@
               <w:ind w:left="-107"/>
             </w:pPr>
             <w:r>
-              <w:t>&lt;&lt;Invoiced_Party_Account_BillingStreet&gt;&gt;</w:t>
+              <w:t>&lt;&lt;</w:t>
+            </w:r>
+            <w:proofErr w:type="spellStart"/>
+            <w:r>
+              <w:t>Invoiced_Party_Account_BillingStreet</w:t>
+            </w:r>
+            <w:proofErr w:type="spellEnd"/>
+            <w:r>
+              <w:t>&gt;&gt;</w:t>
             </w:r>
             <w:r>
               <w:br/>
             </w:r>
             <w:r>
-              <w:t>&lt;&lt;Invoiced_Party_Account_BillingCity&gt;&gt;</w:t>
+              <w:t>&lt;&lt;</w:t>
+            </w:r>
+            <w:proofErr w:type="spellStart"/>
+            <w:r>
+              <w:t>Invoiced_Party_Account_BillingCity</w:t>
+            </w:r>
+            <w:proofErr w:type="spellEnd"/>
+            <w:r>
+              <w:t>&gt;&gt;</w:t>
             </w:r>
             <w:r>
               <w:t xml:space="preserve">, </w:t>
             </w:r>
             <w:r>
-              <w:t>&lt;&lt;Invoiced_Party_Account_BillingState&gt;&gt;</w:t>
+              <w:t>&lt;&lt;</w:t>
+            </w:r>
+            <w:proofErr w:type="spellStart"/>
+            <w:r>
+              <w:t>Invoiced_Party_Account_BillingState</w:t>
+            </w:r>
+            <w:proofErr w:type="spellEnd"/>
+            <w:r>
+              <w:t>&gt;&gt;</w:t>
             </w:r>
             <w:r>
               <w:t xml:space="preserve"> </w:t>
@@ -269,7 +321,15 @@
               <w:br/>
             </w:r>
             <w:r>
-              <w:t>&lt;&lt;Invoiced_Party_Account_BillingCountry&gt;&gt;</w:t>
+              <w:t>&lt;&lt;</w:t>
+            </w:r>
+            <w:proofErr w:type="spellStart"/>
+            <w:r>
+              <w:t>Invoiced_Party_Account_BillingCountry</w:t>
+            </w:r>
+            <w:proofErr w:type="spellEnd"/>
+            <w:r>
+              <w:t>&gt;&gt;</w:t>
             </w:r>
           </w:p>
         </w:tc>
@@ -305,7 +365,15 @@
               <w:ind w:left="155"/>
             </w:pPr>
             <w:r>
-              <w:t>&lt;&lt;Invoice_Invoice_Date__h&gt;&gt;</w:t>
+              <w:t>&lt;&lt;</w:t>
+            </w:r>
+            <w:proofErr w:type="spellStart"/>
+            <w:r>
+              <w:t>Invoice_Invoice_Date__h</w:t>
+            </w:r>
+            <w:proofErr w:type="spellEnd"/>
+            <w:r>
+              <w:t>&gt;&gt;</w:t>
             </w:r>
           </w:p>
         </w:tc>
@@ -362,7 +430,21 @@
               <w:rPr>
                 <w:spacing w:val="-1"/>
               </w:rPr>
-              <w:t>&lt;&lt;Invoice_Date_of_MR_Payment_Due__h&gt;&gt;</w:t>
+              <w:t>&lt;&lt;</w:t>
+            </w:r>
+            <w:proofErr w:type="spellStart"/>
+            <w:r>
+              <w:rPr>
+                <w:spacing w:val="-1"/>
+              </w:rPr>
+              <w:t>Invoice_Date_of_MR_Payment_Due__h</w:t>
+            </w:r>
+            <w:proofErr w:type="spellEnd"/>
+            <w:r>
+              <w:rPr>
+                <w:spacing w:val="-1"/>
+              </w:rPr>
+              <w:t>&gt;&gt;</w:t>
             </w:r>
           </w:p>
         </w:tc>
@@ -411,7 +493,15 @@
               <w:ind w:left="155"/>
             </w:pPr>
             <w:r>
-              <w:t>&lt;&lt;Lease_Aircraft&gt;&gt;</w:t>
+              <w:t>&lt;&lt;</w:t>
+            </w:r>
+            <w:proofErr w:type="spellStart"/>
+            <w:r>
+              <w:t>Lease_Aircraft</w:t>
+            </w:r>
+            <w:proofErr w:type="spellEnd"/>
+            <w:r>
+              <w:t>&gt;&gt;</w:t>
             </w:r>
           </w:p>
         </w:tc>
@@ -551,13 +641,21 @@
                 <w:b/>
                 <w:sz w:val="18"/>
               </w:rPr>
-              <w:t>&lt;&lt;Lease_Lease_Signed_Date</w:t>
-            </w:r>
+              <w:t>&lt;&lt;</w:t>
+            </w:r>
+            <w:proofErr w:type="spellStart"/>
             <w:r>
               <w:rPr>
                 <w:b/>
                 <w:sz w:val="18"/>
               </w:rPr>
+              <w:t>Lease_Lease_Signed_Date</w:t>
+            </w:r>
+            <w:r>
+              <w:rPr>
+                <w:b/>
+                <w:sz w:val="18"/>
+              </w:rPr>
               <w:t>__</w:t>
             </w:r>
             <w:r>
@@ -567,6 +665,7 @@
               </w:rPr>
               <w:t>h</w:t>
             </w:r>
+            <w:proofErr w:type="spellEnd"/>
             <w:r>
               <w:rPr>
                 <w:b/>
@@ -593,13 +692,29 @@
                 <w:b/>
                 <w:sz w:val="18"/>
               </w:rPr>
-              <w:t>&lt;&lt;Asset_Asset_Manufacturer&gt;&gt;</w:t>
-            </w:r>
+              <w:t>&lt;&lt;</w:t>
+            </w:r>
+            <w:proofErr w:type="spellStart"/>
             <w:r>
               <w:rPr>
                 <w:b/>
                 <w:sz w:val="18"/>
               </w:rPr>
+              <w:t>Asset_Asset_Manufacturer</w:t>
+            </w:r>
+            <w:proofErr w:type="spellEnd"/>
+            <w:r>
+              <w:rPr>
+                <w:b/>
+                <w:sz w:val="18"/>
+              </w:rPr>
+              <w:t>&gt;&gt;</w:t>
+            </w:r>
+            <w:r>
+              <w:rPr>
+                <w:b/>
+                <w:sz w:val="18"/>
+              </w:rPr>
               <w:t xml:space="preserve"> </w:t>
             </w:r>
             <w:r>
@@ -607,13 +722,29 @@
                 <w:b/>
                 <w:sz w:val="18"/>
               </w:rPr>
-              <w:t>&lt;&lt;Asset_Asset_Variant_GP&gt;&gt;</w:t>
-            </w:r>
+              <w:t>&lt;&lt;</w:t>
+            </w:r>
+            <w:proofErr w:type="spellStart"/>
             <w:r>
               <w:rPr>
                 <w:b/>
                 <w:sz w:val="18"/>
               </w:rPr>
+              <w:t>Asset_Asset_Variant_GP</w:t>
+            </w:r>
+            <w:proofErr w:type="spellEnd"/>
+            <w:r>
+              <w:rPr>
+                <w:b/>
+                <w:sz w:val="18"/>
+              </w:rPr>
+              <w:t>&gt;&gt;</w:t>
+            </w:r>
+            <w:r>
+              <w:rPr>
+                <w:b/>
+                <w:sz w:val="18"/>
+              </w:rPr>
               <w:t xml:space="preserve"> </w:t>
             </w:r>
             <w:r>
@@ -628,7 +759,23 @@
                 <w:b/>
                 <w:sz w:val="18"/>
               </w:rPr>
-              <w:t>&lt;&lt;Asset_MSN_Number&gt;&gt;</w:t>
+              <w:t>&lt;&lt;</w:t>
+            </w:r>
+            <w:proofErr w:type="spellStart"/>
+            <w:r>
+              <w:rPr>
+                <w:b/>
+                <w:sz w:val="18"/>
+              </w:rPr>
+              <w:t>Asset_MSN_Number</w:t>
+            </w:r>
+            <w:proofErr w:type="spellEnd"/>
+            <w:r>
+              <w:rPr>
+                <w:b/>
+                <w:sz w:val="18"/>
+              </w:rPr>
+              <w:t>&gt;&gt;</w:t>
             </w:r>
           </w:p>
         </w:tc>
@@ -725,7 +872,7 @@
       </w:tr>
       <w:tr>
         <w:trPr>
-          <w:trHeight w:val="340"/>
+          <w:trHeight w:val="507"/>
         </w:trPr>
         <w:tc>
           <w:tcPr>
@@ -754,7 +901,25 @@
                 <w:position w:val="1"/>
                 <w:sz w:val="16"/>
               </w:rPr>
-              <w:t>&lt;&lt;Invoice_Line_Item_Start&gt;&gt;</w:t>
+              <w:t>&lt;&lt;</w:t>
+            </w:r>
+            <w:proofErr w:type="spellStart"/>
+            <w:r>
+              <w:rPr>
+                <w:w w:val="105"/>
+                <w:position w:val="1"/>
+                <w:sz w:val="16"/>
+              </w:rPr>
+              <w:t>Invoice_Line_Item_Start</w:t>
+            </w:r>
+            <w:proofErr w:type="spellEnd"/>
+            <w:r>
+              <w:rPr>
+                <w:w w:val="105"/>
+                <w:position w:val="1"/>
+                <w:sz w:val="16"/>
+              </w:rPr>
+              <w:t>&gt;&gt;</w:t>
             </w:r>
             <w:r>
               <w:rPr>
@@ -803,27 +968,36 @@
                 <w:position w:val="1"/>
                 <w:sz w:val="16"/>
               </w:rPr>
-              <w:t>&lt;&lt;Invoice_Line_Item_Comments&gt;&gt;</w:t>
-            </w:r>
-            <w:r>
-              <w:rPr>
+              <w:t>&lt;&lt;</w:t>
+            </w:r>
+            <w:proofErr w:type="spellStart"/>
+            <w:r>
+              <w:rPr>
+                <w:noProof/>
                 <w:w w:val="105"/>
                 <w:position w:val="1"/>
                 <w:sz w:val="16"/>
               </w:rPr>
-              <w:fldChar w:fldCharType="end"/>
-            </w:r>
-          </w:p>
-          <w:p>
-            <w:pPr>
-              <w:pStyle w:val="TableParagraph"/>
-              <w:spacing w:before="32"/>
-              <w:rPr>
+              <w:t>Invoice_Line_Item_Comments</w:t>
+            </w:r>
+            <w:proofErr w:type="spellEnd"/>
+            <w:r>
+              <w:rPr>
+                <w:noProof/>
                 <w:w w:val="105"/>
                 <w:position w:val="1"/>
                 <w:sz w:val="16"/>
               </w:rPr>
-            </w:pPr>
+              <w:t>&gt;&gt;</w:t>
+            </w:r>
+            <w:r>
+              <w:rPr>
+                <w:w w:val="105"/>
+                <w:position w:val="1"/>
+                <w:sz w:val="16"/>
+              </w:rPr>
+              <w:fldChar w:fldCharType="end"/>
+            </w:r>
           </w:p>
         </w:tc>
         <w:tc>
@@ -839,7 +1013,6 @@
           <w:p>
             <w:pPr>
               <w:pStyle w:val="TableParagraph"/>
-              <w:spacing w:before="30"/>
               <w:ind w:right="134"/>
               <w:jc w:val="right"/>
               <w:rPr>
@@ -852,23 +1025,6 @@
               </w:rPr>
               <w:t>&lt;&lt;Invoice_Line_Item_Total_Line_Amount__000&gt;&gt;</w:t>
             </w:r>
-            <w:r>
-              <w:rPr>
-                <w:sz w:val="16"/>
-              </w:rPr>
-              <w:br/>
-            </w:r>
-          </w:p>
-          <w:p>
-            <w:pPr>
-              <w:pStyle w:val="TableParagraph"/>
-              <w:spacing w:before="30"/>
-              <w:ind w:left="130"/>
-              <w:jc w:val="right"/>
-              <w:rPr>
-                <w:sz w:val="16"/>
-              </w:rPr>
-            </w:pPr>
           </w:p>
         </w:tc>
       </w:tr>
@@ -928,7 +1084,8 @@
         <w:spacing w:before="9"/>
         <w:rPr>
           <w:b/>
-          <w:sz w:val="5"/>
+          <w:sz w:val="2"/>
+          <w:szCs w:val="10"/>
         </w:rPr>
       </w:pPr>
     </w:p>
@@ -1254,7 +1411,23 @@
                 <w:sz w:val="20"/>
                 <w:szCs w:val="20"/>
               </w:rPr>
-              <w:t>&lt;&lt;Lease_Lessor_Bnk_For_MR_Financial_Institution&gt;&gt;</w:t>
+              <w:t>&lt;&lt;</w:t>
+            </w:r>
+            <w:proofErr w:type="spellStart"/>
+            <w:r>
+              <w:rPr>
+                <w:sz w:val="20"/>
+                <w:szCs w:val="20"/>
+              </w:rPr>
+              <w:t>Lease_Lessor_Bnk_For_MR_Financial_Institution</w:t>
+            </w:r>
+            <w:proofErr w:type="spellEnd"/>
+            <w:r>
+              <w:rPr>
+                <w:sz w:val="20"/>
+                <w:szCs w:val="20"/>
+              </w:rPr>
+              <w:t>&gt;&gt;</w:t>
             </w:r>
           </w:p>
         </w:tc>
@@ -1308,7 +1481,23 @@
                 <w:sz w:val="20"/>
                 <w:szCs w:val="20"/>
               </w:rPr>
-              <w:t>&lt;&lt;Lease_Lessor_Bnk_For_MR_Name&gt;&gt;</w:t>
+              <w:t>&lt;&lt;</w:t>
+            </w:r>
+            <w:proofErr w:type="spellStart"/>
+            <w:r>
+              <w:rPr>
+                <w:sz w:val="20"/>
+                <w:szCs w:val="20"/>
+              </w:rPr>
+              <w:t>Lease_Lessor_Bnk_For_MR_Name</w:t>
+            </w:r>
+            <w:proofErr w:type="spellEnd"/>
+            <w:r>
+              <w:rPr>
+                <w:sz w:val="20"/>
+                <w:szCs w:val="20"/>
+              </w:rPr>
+              <w:t>&gt;&gt;</w:t>
             </w:r>
           </w:p>
         </w:tc>
@@ -1458,7 +1647,21 @@
               <w:rPr>
                 <w:sz w:val="20"/>
               </w:rPr>
-              <w:t>&lt;&lt;Lease_Lessor_Bnk_For_MR_Account_Number&gt;&gt;</w:t>
+              <w:t>&lt;&lt;</w:t>
+            </w:r>
+            <w:proofErr w:type="spellStart"/>
+            <w:r>
+              <w:rPr>
+                <w:sz w:val="20"/>
+              </w:rPr>
+              <w:t>Lease_Lessor_Bnk_For_MR_Account_Number</w:t>
+            </w:r>
+            <w:proofErr w:type="spellEnd"/>
+            <w:r>
+              <w:rPr>
+                <w:sz w:val="20"/>
+              </w:rPr>
+              <w:t>&gt;&gt;</w:t>
             </w:r>
           </w:p>
         </w:tc>
@@ -1486,7 +1689,6 @@
                 <w:b/>
                 <w:sz w:val="20"/>
               </w:rPr>
-              <w:lastRenderedPageBreak/>
               <w:fldChar w:fldCharType="begin"/>
             </w:r>
             <w:r>
@@ -1987,7 +2189,21 @@
               <w:rPr>
                 <w:sz w:val="20"/>
               </w:rPr>
-              <w:t>&lt;&lt;Lease_Invoice_Bank_Reference&gt;&gt;</w:t>
+              <w:t>&lt;&lt;</w:t>
+            </w:r>
+            <w:proofErr w:type="spellStart"/>
+            <w:r>
+              <w:rPr>
+                <w:sz w:val="20"/>
+              </w:rPr>
+              <w:t>Lease_Invoice_Bank_Reference</w:t>
+            </w:r>
+            <w:proofErr w:type="spellEnd"/>
+            <w:r>
+              <w:rPr>
+                <w:sz w:val="20"/>
+              </w:rPr>
+              <w:t>&gt;&gt;</w:t>
             </w:r>
           </w:p>
           <w:p>
@@ -2035,9 +2251,14 @@
       </w:pPr>
     </w:p>
     <w:sectPr>
-      <w:headerReference w:type="default" r:id="rId7"/>
+      <w:headerReference w:type="even" r:id="rId7"/>
+      <w:headerReference w:type="default" r:id="rId8"/>
+      <w:footerReference w:type="even" r:id="rId9"/>
+      <w:footerReference w:type="default" r:id="rId10"/>
+      <w:headerReference w:type="first" r:id="rId11"/>
+      <w:footerReference w:type="first" r:id="rId12"/>
       <w:pgSz w:w="12240" w:h="15840"/>
-      <w:pgMar w:top="1668" w:right="560" w:bottom="2080" w:left="880" w:header="510" w:footer="1897" w:gutter="0"/>
+      <w:pgMar w:top="1667" w:right="561" w:bottom="1134" w:left="879" w:header="510" w:footer="737" w:gutter="0"/>
       <w:cols w:space="720"/>
       <w:docGrid w:linePitch="299"/>
     </w:sectPr>
@@ -2064,6 +2285,36 @@
 </w:endnotes>
 </file>
 
+<file path=word/footer1.xml><?xml version="1.0" encoding="utf-8"?>
+<w:ftr xmlns:wpc="http://schemas.microsoft.com/office/word/2010/wordprocessingCanvas" xmlns:cx="http://schemas.microsoft.com/office/drawing/2014/chartex" xmlns:cx1="http://schemas.microsoft.com/office/drawing/2015/9/8/chartex" xmlns:cx2="http://schemas.microsoft.com/office/drawing/2015/10/21/chartex" xmlns:cx3="http://schemas.microsoft.com/office/drawing/2016/5/9/chartex" xmlns:cx4="http://schemas.microsoft.com/office/drawing/2016/5/10/chartex" xmlns:cx5="http://schemas.microsoft.com/office/drawing/2016/5/11/chartex" xmlns:cx6="http://schemas.microsoft.com/office/drawing/2016/5/12/chartex" xmlns:cx7="http://schemas.microsoft.com/office/drawing/2016/5/13/chartex" xmlns:cx8="http://schemas.microsoft.com/office/drawing/2016/5/14/chartex" xmlns:mc="http://schemas.openxmlformats.org/markup-compatibility/2006" xmlns:aink="http://schemas.microsoft.com/office/drawing/2016/ink" xmlns:am3d="http://schemas.microsoft.com/office/drawing/2017/model3d" xmlns:o="urn:schemas-microsoft-com:office:office" xmlns:oel="http://schemas.microsoft.com/office/2019/extlst" xmlns:r="http://schemas.openxmlformats.org/officeDocument/2006/relationships" xmlns:m="http://schemas.openxmlformats.org/officeDocument/2006/math" xmlns:v="urn:schemas-microsoft-com:vml" xmlns:wp14="http://schemas.microsoft.com/office/word/2010/wordprocessingDrawing" xmlns:wp="http://schemas.openxmlformats.org/drawingml/2006/wordprocessingDrawing" xmlns:w10="urn:schemas-microsoft-com:office:word" xmlns:w="http://schemas.openxmlformats.org/wordprocessingml/2006/main" xmlns:w14="http://schemas.microsoft.com/office/word/2010/wordml" xmlns:w15="http://schemas.microsoft.com/office/word/2012/wordml" xmlns:w16cex="http://schemas.microsoft.com/office/word/2018/wordml/cex" xmlns:w16cid="http://schemas.microsoft.com/office/word/2016/wordml/cid" xmlns:w16="http://schemas.microsoft.com/office/word/2018/wordml" xmlns:w16du="http://schemas.microsoft.com/office/word/2023/wordml/word16du" xmlns:w16sdtdh="http://schemas.microsoft.com/office/word/2020/wordml/sdtdatahash" xmlns:w16sdtfl="http://schemas.microsoft.com/office/word/2024/wordml/sdtformatlock" xmlns:w16se="http://schemas.microsoft.com/office/word/2015/wordml/symex" xmlns:wpg="http://schemas.microsoft.com/office/word/2010/wordprocessingGroup" xmlns:wpi="http://schemas.microsoft.com/office/word/2010/wordprocessingInk" xmlns:wne="http://schemas.microsoft.com/office/word/2006/wordml" xmlns:wps="http://schemas.microsoft.com/office/word/2010/wordprocessingShape" mc:Ignorable="w14 w15 w16se w16cid w16 w16cex w16sdtdh w16sdtfl w16du wp14">
+  <w:p>
+    <w:pPr>
+      <w:pStyle w:val="Footer"/>
+    </w:pPr>
+  </w:p>
+</w:ftr>
+</file>
+
+<file path=word/footer2.xml><?xml version="1.0" encoding="utf-8"?>
+<w:ftr xmlns:wpc="http://schemas.microsoft.com/office/word/2010/wordprocessingCanvas" xmlns:cx="http://schemas.microsoft.com/office/drawing/2014/chartex" xmlns:cx1="http://schemas.microsoft.com/office/drawing/2015/9/8/chartex" xmlns:cx2="http://schemas.microsoft.com/office/drawing/2015/10/21/chartex" xmlns:cx3="http://schemas.microsoft.com/office/drawing/2016/5/9/chartex" xmlns:cx4="http://schemas.microsoft.com/office/drawing/2016/5/10/chartex" xmlns:cx5="http://schemas.microsoft.com/office/drawing/2016/5/11/chartex" xmlns:cx6="http://schemas.microsoft.com/office/drawing/2016/5/12/chartex" xmlns:cx7="http://schemas.microsoft.com/office/drawing/2016/5/13/chartex" xmlns:cx8="http://schemas.microsoft.com/office/drawing/2016/5/14/chartex" xmlns:mc="http://schemas.openxmlformats.org/markup-compatibility/2006" xmlns:aink="http://schemas.microsoft.com/office/drawing/2016/ink" xmlns:am3d="http://schemas.microsoft.com/office/drawing/2017/model3d" xmlns:o="urn:schemas-microsoft-com:office:office" xmlns:oel="http://schemas.microsoft.com/office/2019/extlst" xmlns:r="http://schemas.openxmlformats.org/officeDocument/2006/relationships" xmlns:m="http://schemas.openxmlformats.org/officeDocument/2006/math" xmlns:v="urn:schemas-microsoft-com:vml" xmlns:wp14="http://schemas.microsoft.com/office/word/2010/wordprocessingDrawing" xmlns:wp="http://schemas.openxmlformats.org/drawingml/2006/wordprocessingDrawing" xmlns:w10="urn:schemas-microsoft-com:office:word" xmlns:w="http://schemas.openxmlformats.org/wordprocessingml/2006/main" xmlns:w14="http://schemas.microsoft.com/office/word/2010/wordml" xmlns:w15="http://schemas.microsoft.com/office/word/2012/wordml" xmlns:w16cex="http://schemas.microsoft.com/office/word/2018/wordml/cex" xmlns:w16cid="http://schemas.microsoft.com/office/word/2016/wordml/cid" xmlns:w16="http://schemas.microsoft.com/office/word/2018/wordml" xmlns:w16du="http://schemas.microsoft.com/office/word/2023/wordml/word16du" xmlns:w16sdtdh="http://schemas.microsoft.com/office/word/2020/wordml/sdtdatahash" xmlns:w16sdtfl="http://schemas.microsoft.com/office/word/2024/wordml/sdtformatlock" xmlns:w16se="http://schemas.microsoft.com/office/word/2015/wordml/symex" xmlns:wpg="http://schemas.microsoft.com/office/word/2010/wordprocessingGroup" xmlns:wpi="http://schemas.microsoft.com/office/word/2010/wordprocessingInk" xmlns:wne="http://schemas.microsoft.com/office/word/2006/wordml" xmlns:wps="http://schemas.microsoft.com/office/word/2010/wordprocessingShape" mc:Ignorable="w14 w15 w16se w16cid w16 w16cex w16sdtdh w16sdtfl w16du wp14">
+  <w:p>
+    <w:pPr>
+      <w:pStyle w:val="Footer"/>
+    </w:pPr>
+  </w:p>
+</w:ftr>
+</file>
+
+<file path=word/footer3.xml><?xml version="1.0" encoding="utf-8"?>
+<w:ftr xmlns:wpc="http://schemas.microsoft.com/office/word/2010/wordprocessingCanvas" xmlns:cx="http://schemas.microsoft.com/office/drawing/2014/chartex" xmlns:cx1="http://schemas.microsoft.com/office/drawing/2015/9/8/chartex" xmlns:cx2="http://schemas.microsoft.com/office/drawing/2015/10/21/chartex" xmlns:cx3="http://schemas.microsoft.com/office/drawing/2016/5/9/chartex" xmlns:cx4="http://schemas.microsoft.com/office/drawing/2016/5/10/chartex" xmlns:cx5="http://schemas.microsoft.com/office/drawing/2016/5/11/chartex" xmlns:cx6="http://schemas.microsoft.com/office/drawing/2016/5/12/chartex" xmlns:cx7="http://schemas.microsoft.com/office/drawing/2016/5/13/chartex" xmlns:cx8="http://schemas.microsoft.com/office/drawing/2016/5/14/chartex" xmlns:mc="http://schemas.openxmlformats.org/markup-compatibility/2006" xmlns:aink="http://schemas.microsoft.com/office/drawing/2016/ink" xmlns:am3d="http://schemas.microsoft.com/office/drawing/2017/model3d" xmlns:o="urn:schemas-microsoft-com:office:office" xmlns:oel="http://schemas.microsoft.com/office/2019/extlst" xmlns:r="http://schemas.openxmlformats.org/officeDocument/2006/relationships" xmlns:m="http://schemas.openxmlformats.org/officeDocument/2006/math" xmlns:v="urn:schemas-microsoft-com:vml" xmlns:wp14="http://schemas.microsoft.com/office/word/2010/wordprocessingDrawing" xmlns:wp="http://schemas.openxmlformats.org/drawingml/2006/wordprocessingDrawing" xmlns:w10="urn:schemas-microsoft-com:office:word" xmlns:w="http://schemas.openxmlformats.org/wordprocessingml/2006/main" xmlns:w14="http://schemas.microsoft.com/office/word/2010/wordml" xmlns:w15="http://schemas.microsoft.com/office/word/2012/wordml" xmlns:w16cex="http://schemas.microsoft.com/office/word/2018/wordml/cex" xmlns:w16cid="http://schemas.microsoft.com/office/word/2016/wordml/cid" xmlns:w16="http://schemas.microsoft.com/office/word/2018/wordml" xmlns:w16du="http://schemas.microsoft.com/office/word/2023/wordml/word16du" xmlns:w16sdtdh="http://schemas.microsoft.com/office/word/2020/wordml/sdtdatahash" xmlns:w16sdtfl="http://schemas.microsoft.com/office/word/2024/wordml/sdtformatlock" xmlns:w16se="http://schemas.microsoft.com/office/word/2015/wordml/symex" xmlns:wpg="http://schemas.microsoft.com/office/word/2010/wordprocessingGroup" xmlns:wpi="http://schemas.microsoft.com/office/word/2010/wordprocessingInk" xmlns:wne="http://schemas.microsoft.com/office/word/2006/wordml" xmlns:wps="http://schemas.microsoft.com/office/word/2010/wordprocessingShape" mc:Ignorable="w14 w15 w16se w16cid w16 w16cex w16sdtdh w16sdtfl w16du wp14">
+  <w:p>
+    <w:pPr>
+      <w:pStyle w:val="Footer"/>
+    </w:pPr>
+  </w:p>
+</w:ftr>
+</file>
+
 <file path=word/footnotes.xml><?xml version="1.0" encoding="utf-8"?>
 <w:footnotes xmlns:wpc="http://schemas.microsoft.com/office/word/2010/wordprocessingCanvas" xmlns:cx="http://schemas.microsoft.com/office/drawing/2014/chartex" xmlns:cx1="http://schemas.microsoft.com/office/drawing/2015/9/8/chartex" xmlns:cx2="http://schemas.microsoft.com/office/drawing/2015/10/21/chartex" xmlns:cx3="http://schemas.microsoft.com/office/drawing/2016/5/9/chartex" xmlns:cx4="http://schemas.microsoft.com/office/drawing/2016/5/10/chartex" xmlns:cx5="http://schemas.microsoft.com/office/drawing/2016/5/11/chartex" xmlns:cx6="http://schemas.microsoft.com/office/drawing/2016/5/12/chartex" xmlns:cx7="http://schemas.microsoft.com/office/drawing/2016/5/13/chartex" xmlns:cx8="http://schemas.microsoft.com/office/drawing/2016/5/14/chartex" xmlns:mc="http://schemas.openxmlformats.org/markup-compatibility/2006" xmlns:aink="http://schemas.microsoft.com/office/drawing/2016/ink" xmlns:am3d="http://schemas.microsoft.com/office/drawing/2017/model3d" xmlns:o="urn:schemas-microsoft-com:office:office" xmlns:oel="http://schemas.microsoft.com/office/2019/extlst" xmlns:r="http://schemas.openxmlformats.org/officeDocument/2006/relationships" xmlns:m="http://schemas.openxmlformats.org/officeDocument/2006/math" xmlns:v="urn:schemas-microsoft-com:vml" xmlns:wp14="http://schemas.microsoft.com/office/word/2010/wordprocessingDrawing" xmlns:wp="http://schemas.openxmlformats.org/drawingml/2006/wordprocessingDrawing" xmlns:w10="urn:schemas-microsoft-com:office:word" xmlns:w="http://schemas.openxmlformats.org/wordprocessingml/2006/main" xmlns:w14="http://schemas.microsoft.com/office/word/2010/wordml" xmlns:w15="http://schemas.microsoft.com/office/word/2012/wordml" xmlns:w16cex="http://schemas.microsoft.com/office/word/2018/wordml/cex" xmlns:w16cid="http://schemas.microsoft.com/office/word/2016/wordml/cid" xmlns:w16="http://schemas.microsoft.com/office/word/2018/wordml" xmlns:w16du="http://schemas.microsoft.com/office/word/2023/wordml/word16du" xmlns:w16sdtdh="http://schemas.microsoft.com/office/word/2020/wordml/sdtdatahash" xmlns:w16sdtfl="http://schemas.microsoft.com/office/word/2024/wordml/sdtformatlock" xmlns:w16se="http://schemas.microsoft.com/office/word/2015/wordml/symex" xmlns:wpg="http://schemas.microsoft.com/office/word/2010/wordprocessingGroup" xmlns:wpi="http://schemas.microsoft.com/office/word/2010/wordprocessingInk" xmlns:wne="http://schemas.microsoft.com/office/word/2006/wordml" xmlns:wps="http://schemas.microsoft.com/office/word/2010/wordprocessingShape" mc:Ignorable="w14 w15 w16se w16cid w16 w16cex w16sdtdh w16sdtfl w16du wp14">
   <w:footnote w:type="separator" w:id="-1">
@@ -2084,6 +2335,16 @@
 </file>
 
 <file path=word/header1.xml><?xml version="1.0" encoding="utf-8"?>
+<w:hdr xmlns:wpc="http://schemas.microsoft.com/office/word/2010/wordprocessingCanvas" xmlns:cx="http://schemas.microsoft.com/office/drawing/2014/chartex" xmlns:cx1="http://schemas.microsoft.com/office/drawing/2015/9/8/chartex" xmlns:cx2="http://schemas.microsoft.com/office/drawing/2015/10/21/chartex" xmlns:cx3="http://schemas.microsoft.com/office/drawing/2016/5/9/chartex" xmlns:cx4="http://schemas.microsoft.com/office/drawing/2016/5/10/chartex" xmlns:cx5="http://schemas.microsoft.com/office/drawing/2016/5/11/chartex" xmlns:cx6="http://schemas.microsoft.com/office/drawing/2016/5/12/chartex" xmlns:cx7="http://schemas.microsoft.com/office/drawing/2016/5/13/chartex" xmlns:cx8="http://schemas.microsoft.com/office/drawing/2016/5/14/chartex" xmlns:mc="http://schemas.openxmlformats.org/markup-compatibility/2006" xmlns:aink="http://schemas.microsoft.com/office/drawing/2016/ink" xmlns:am3d="http://schemas.microsoft.com/office/drawing/2017/model3d" xmlns:o="urn:schemas-microsoft-com:office:office" xmlns:oel="http://schemas.microsoft.com/office/2019/extlst" xmlns:r="http://schemas.openxmlformats.org/officeDocument/2006/relationships" xmlns:m="http://schemas.openxmlformats.org/officeDocument/2006/math" xmlns:v="urn:schemas-microsoft-com:vml" xmlns:wp14="http://schemas.microsoft.com/office/word/2010/wordprocessingDrawing" xmlns:wp="http://schemas.openxmlformats.org/drawingml/2006/wordprocessingDrawing" xmlns:w10="urn:schemas-microsoft-com:office:word" xmlns:w="http://schemas.openxmlformats.org/wordprocessingml/2006/main" xmlns:w14="http://schemas.microsoft.com/office/word/2010/wordml" xmlns:w15="http://schemas.microsoft.com/office/word/2012/wordml" xmlns:w16cex="http://schemas.microsoft.com/office/word/2018/wordml/cex" xmlns:w16cid="http://schemas.microsoft.com/office/word/2016/wordml/cid" xmlns:w16="http://schemas.microsoft.com/office/word/2018/wordml" xmlns:w16du="http://schemas.microsoft.com/office/word/2023/wordml/word16du" xmlns:w16sdtdh="http://schemas.microsoft.com/office/word/2020/wordml/sdtdatahash" xmlns:w16sdtfl="http://schemas.microsoft.com/office/word/2024/wordml/sdtformatlock" xmlns:w16se="http://schemas.microsoft.com/office/word/2015/wordml/symex" xmlns:wpg="http://schemas.microsoft.com/office/word/2010/wordprocessingGroup" xmlns:wpi="http://schemas.microsoft.com/office/word/2010/wordprocessingInk" xmlns:wne="http://schemas.microsoft.com/office/word/2006/wordml" xmlns:wps="http://schemas.microsoft.com/office/word/2010/wordprocessingShape" mc:Ignorable="w14 w15 w16se w16cid w16 w16cex w16sdtdh w16sdtfl w16du wp14">
+  <w:p>
+    <w:pPr>
+      <w:pStyle w:val="Header"/>
+    </w:pPr>
+  </w:p>
+</w:hdr>
+</file>
+
+<file path=word/header2.xml><?xml version="1.0" encoding="utf-8"?>
 <w:hdr xmlns:wpc="http://schemas.microsoft.com/office/word/2010/wordprocessingCanvas" xmlns:cx="http://schemas.microsoft.com/office/drawing/2014/chartex" xmlns:cx1="http://schemas.microsoft.com/office/drawing/2015/9/8/chartex" xmlns:cx2="http://schemas.microsoft.com/office/drawing/2015/10/21/chartex" xmlns:cx3="http://schemas.microsoft.com/office/drawing/2016/5/9/chartex" xmlns:cx4="http://schemas.microsoft.com/office/drawing/2016/5/10/chartex" xmlns:cx5="http://schemas.microsoft.com/office/drawing/2016/5/11/chartex" xmlns:cx6="http://schemas.microsoft.com/office/drawing/2016/5/12/chartex" xmlns:cx7="http://schemas.microsoft.com/office/drawing/2016/5/13/chartex" xmlns:cx8="http://schemas.microsoft.com/office/drawing/2016/5/14/chartex" xmlns:mc="http://schemas.openxmlformats.org/markup-compatibility/2006" xmlns:aink="http://schemas.microsoft.com/office/drawing/2016/ink" xmlns:am3d="http://schemas.microsoft.com/office/drawing/2017/model3d" xmlns:o="urn:schemas-microsoft-com:office:office" xmlns:oel="http://schemas.microsoft.com/office/2019/extlst" xmlns:r="http://schemas.openxmlformats.org/officeDocument/2006/relationships" xmlns:m="http://schemas.openxmlformats.org/officeDocument/2006/math" xmlns:v="urn:schemas-microsoft-com:vml" xmlns:wp14="http://schemas.microsoft.com/office/word/2010/wordprocessingDrawing" xmlns:wp="http://schemas.openxmlformats.org/drawingml/2006/wordprocessingDrawing" xmlns:w10="urn:schemas-microsoft-com:office:word" xmlns:w="http://schemas.openxmlformats.org/wordprocessingml/2006/main" xmlns:w14="http://schemas.microsoft.com/office/word/2010/wordml" xmlns:w15="http://schemas.microsoft.com/office/word/2012/wordml" xmlns:w16cex="http://schemas.microsoft.com/office/word/2018/wordml/cex" xmlns:w16cid="http://schemas.microsoft.com/office/word/2016/wordml/cid" xmlns:w16="http://schemas.microsoft.com/office/word/2018/wordml" xmlns:w16du="http://schemas.microsoft.com/office/word/2023/wordml/word16du" xmlns:w16sdtdh="http://schemas.microsoft.com/office/word/2020/wordml/sdtdatahash" xmlns:w16sdtfl="http://schemas.microsoft.com/office/word/2024/wordml/sdtformatlock" xmlns:w16se="http://schemas.microsoft.com/office/word/2015/wordml/symex" xmlns:wpg="http://schemas.microsoft.com/office/word/2010/wordprocessingGroup" xmlns:wpi="http://schemas.microsoft.com/office/word/2010/wordprocessingInk" xmlns:wne="http://schemas.microsoft.com/office/word/2006/wordml" xmlns:wps="http://schemas.microsoft.com/office/word/2010/wordprocessingShape" mc:Ignorable="w14 w15 w16se w16cid w16 w16cex w16sdtdh w16sdtfl w16du wp14">
   <w:p>
     <w:pPr>
@@ -2172,7 +2433,25 @@
                               <w:sz w:val="20"/>
                               <w:szCs w:val="22"/>
                             </w:rPr>
-                            <w:t>&lt;&lt;Invoicing_Party_Account_Name&gt;&gt;</w:t>
+                            <w:t>&lt;&lt;</w:t>
+                          </w:r>
+                          <w:proofErr w:type="spellStart"/>
+                          <w:r>
+                            <w:rPr>
+                              <w:b/>
+                              <w:sz w:val="20"/>
+                              <w:szCs w:val="22"/>
+                            </w:rPr>
+                            <w:t>Invoicing_Party_Account_Name</w:t>
+                          </w:r>
+                          <w:proofErr w:type="spellEnd"/>
+                          <w:r>
+                            <w:rPr>
+                              <w:b/>
+                              <w:sz w:val="20"/>
+                              <w:szCs w:val="22"/>
+                            </w:rPr>
+                            <w:t>&gt;&gt;</w:t>
                           </w:r>
                         </w:p>
                         <w:p>
@@ -2181,7 +2460,15 @@
                             <w:ind w:left="20"/>
                           </w:pPr>
                           <w:r>
-                            <w:t>&lt;&lt;Invoicing_Party_Account_BillingStreet&gt;&gt;</w:t>
+                            <w:t>&lt;&lt;</w:t>
+                          </w:r>
+                          <w:proofErr w:type="spellStart"/>
+                          <w:r>
+                            <w:t>Invoicing_Party_Account_BillingStreet</w:t>
+                          </w:r>
+                          <w:proofErr w:type="spellEnd"/>
+                          <w:r>
+                            <w:t>&gt;&gt;</w:t>
                           </w:r>
                         </w:p>
                         <w:p>
@@ -2190,13 +2477,29 @@
                             <w:ind w:left="20"/>
                           </w:pPr>
                           <w:r>
-                            <w:t>&lt;&lt;Invoicing_Party_Account_BillingCity&gt;&gt;</w:t>
+                            <w:t>&lt;&lt;</w:t>
+                          </w:r>
+                          <w:proofErr w:type="spellStart"/>
+                          <w:r>
+                            <w:t>Invoicing_Party_Account_BillingCity</w:t>
+                          </w:r>
+                          <w:proofErr w:type="spellEnd"/>
+                          <w:r>
+                            <w:t>&gt;&gt;</w:t>
                           </w:r>
                           <w:r>
                             <w:t xml:space="preserve">, </w:t>
                           </w:r>
                           <w:r>
-                            <w:t>&lt;&lt;Invoicing_Party_Account_BillingState&gt;&gt;</w:t>
+                            <w:t>&lt;&lt;</w:t>
+                          </w:r>
+                          <w:proofErr w:type="spellStart"/>
+                          <w:r>
+                            <w:t>Invoicing_Party_Account_BillingState</w:t>
+                          </w:r>
+                          <w:proofErr w:type="spellEnd"/>
+                          <w:r>
+                            <w:t>&gt;&gt;</w:t>
                           </w:r>
                           <w:r>
                             <w:t xml:space="preserve"> </w:t>
@@ -2223,7 +2526,15 @@
                             <w:br/>
                           </w:r>
                           <w:r>
-                            <w:t>&lt;&lt;Invoicing_Party_Account_BillingCountry&gt;&gt;</w:t>
+                            <w:t>&lt;&lt;</w:t>
+                          </w:r>
+                          <w:proofErr w:type="spellStart"/>
+                          <w:r>
+                            <w:t>Invoicing_Party_Account_BillingCountry</w:t>
+                          </w:r>
+                          <w:proofErr w:type="spellEnd"/>
+                          <w:r>
+                            <w:t>&gt;&gt;</w:t>
                           </w:r>
                         </w:p>
                         <w:p>
@@ -2300,7 +2611,25 @@
                         <w:sz w:val="20"/>
                         <w:szCs w:val="22"/>
                       </w:rPr>
-                      <w:t>&lt;&lt;Invoicing_Party_Account_Name&gt;&gt;</w:t>
+                      <w:t>&lt;&lt;</w:t>
+                    </w:r>
+                    <w:proofErr w:type="spellStart"/>
+                    <w:r>
+                      <w:rPr>
+                        <w:b/>
+                        <w:sz w:val="20"/>
+                        <w:szCs w:val="22"/>
+                      </w:rPr>
+                      <w:t>Invoicing_Party_Account_Name</w:t>
+                    </w:r>
+                    <w:proofErr w:type="spellEnd"/>
+                    <w:r>
+                      <w:rPr>
+                        <w:b/>
+                        <w:sz w:val="20"/>
+                        <w:szCs w:val="22"/>
+                      </w:rPr>
+                      <w:t>&gt;&gt;</w:t>
                     </w:r>
                   </w:p>
                   <w:p>
@@ -2309,7 +2638,15 @@
                       <w:ind w:left="20"/>
                     </w:pPr>
                     <w:r>
-                      <w:t>&lt;&lt;Invoicing_Party_Account_BillingStreet&gt;&gt;</w:t>
+                      <w:t>&lt;&lt;</w:t>
+                    </w:r>
+                    <w:proofErr w:type="spellStart"/>
+                    <w:r>
+                      <w:t>Invoicing_Party_Account_BillingStreet</w:t>
+                    </w:r>
+                    <w:proofErr w:type="spellEnd"/>
+                    <w:r>
+                      <w:t>&gt;&gt;</w:t>
                     </w:r>
                   </w:p>
                   <w:p>
@@ -2318,13 +2655,29 @@
                       <w:ind w:left="20"/>
                     </w:pPr>
                     <w:r>
-                      <w:t>&lt;&lt;Invoicing_Party_Account_BillingCity&gt;&gt;</w:t>
+                      <w:t>&lt;&lt;</w:t>
+                    </w:r>
+                    <w:proofErr w:type="spellStart"/>
+                    <w:r>
+                      <w:t>Invoicing_Party_Account_BillingCity</w:t>
+                    </w:r>
+                    <w:proofErr w:type="spellEnd"/>
+                    <w:r>
+                      <w:t>&gt;&gt;</w:t>
                     </w:r>
                     <w:r>
                       <w:t xml:space="preserve">, </w:t>
                     </w:r>
                     <w:r>
-                      <w:t>&lt;&lt;Invoicing_Party_Account_BillingState&gt;&gt;</w:t>
+                      <w:t>&lt;&lt;</w:t>
+                    </w:r>
+                    <w:proofErr w:type="spellStart"/>
+                    <w:r>
+                      <w:t>Invoicing_Party_Account_BillingState</w:t>
+                    </w:r>
+                    <w:proofErr w:type="spellEnd"/>
+                    <w:r>
+                      <w:t>&gt;&gt;</w:t>
                     </w:r>
                     <w:r>
                       <w:t xml:space="preserve"> </w:t>
@@ -2351,7 +2704,15 @@
                       <w:br/>
                     </w:r>
                     <w:r>
-                      <w:t>&lt;&lt;Invoicing_Party_Account_BillingCountry&gt;&gt;</w:t>
+                      <w:t>&lt;&lt;</w:t>
+                    </w:r>
+                    <w:proofErr w:type="spellStart"/>
+                    <w:r>
+                      <w:t>Invoicing_Party_Account_BillingCountry</w:t>
+                    </w:r>
+                    <w:proofErr w:type="spellEnd"/>
+                    <w:r>
+                      <w:t>&gt;&gt;</w:t>
                     </w:r>
                   </w:p>
                   <w:p>
@@ -2479,11 +2840,7 @@
         </mc:Choice>
         <mc:Fallback>
           <w:pict>
-            <v:shapetype w14:anchorId="085029B0" id="_x0000_t202" coordsize="21600,21600" o:spt="202" path="m,l,21600r21600,l21600,xe">
-              <v:stroke joinstyle="miter"/>
-              <v:path gradientshapeok="t" o:connecttype="rect"/>
-            </v:shapetype>
-            <v:shape id="Text Box 2" o:spid="_x0000_s1026" type="#_x0000_t202" style="position:absolute;margin-left:308.85pt;margin-top:7.4pt;width:263.45pt;height:74.7pt;z-index:-251654656;visibility:visible;mso-wrap-style:square;mso-width-percent:0;mso-height-percent:0;mso-wrap-distance-left:9pt;mso-wrap-distance-top:0;mso-wrap-distance-right:9pt;mso-wrap-distance-bottom:0;mso-position-horizontal:absolute;mso-position-horizontal-relative:page;mso-position-vertical:absolute;mso-position-vertical-relative:page;mso-width-percent:0;mso-height-percent:0;mso-width-relative:page;mso-height-relative:page;v-text-anchor:top" o:gfxdata="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" filled="f" stroked="f">
+            <v:shape w14:anchorId="085029B0" id="_x0000_s1027" type="#_x0000_t202" style="position:absolute;margin-left:308.85pt;margin-top:7.4pt;width:263.45pt;height:74.7pt;z-index:-251654656;visibility:visible;mso-wrap-style:square;mso-width-percent:0;mso-height-percent:0;mso-wrap-distance-left:9pt;mso-wrap-distance-top:0;mso-wrap-distance-right:9pt;mso-wrap-distance-bottom:0;mso-position-horizontal:absolute;mso-position-horizontal-relative:page;mso-position-vertical:absolute;mso-position-vertical-relative:page;mso-width-percent:0;mso-height-percent:0;mso-width-relative:page;mso-height-relative:page;v-text-anchor:top" o:gfxdata="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" filled="f" stroked="f">
               <v:path arrowok="t"/>
               <v:textbox inset="0,0,0,0">
                 <w:txbxContent>
@@ -2501,6 +2858,16 @@
         </mc:Fallback>
       </mc:AlternateContent>
     </w:r>
+  </w:p>
+</w:hdr>
+</file>
+
+<file path=word/header3.xml><?xml version="1.0" encoding="utf-8"?>
+<w:hdr xmlns:wpc="http://schemas.microsoft.com/office/word/2010/wordprocessingCanvas" xmlns:cx="http://schemas.microsoft.com/office/drawing/2014/chartex" xmlns:cx1="http://schemas.microsoft.com/office/drawing/2015/9/8/chartex" xmlns:cx2="http://schemas.microsoft.com/office/drawing/2015/10/21/chartex" xmlns:cx3="http://schemas.microsoft.com/office/drawing/2016/5/9/chartex" xmlns:cx4="http://schemas.microsoft.com/office/drawing/2016/5/10/chartex" xmlns:cx5="http://schemas.microsoft.com/office/drawing/2016/5/11/chartex" xmlns:cx6="http://schemas.microsoft.com/office/drawing/2016/5/12/chartex" xmlns:cx7="http://schemas.microsoft.com/office/drawing/2016/5/13/chartex" xmlns:cx8="http://schemas.microsoft.com/office/drawing/2016/5/14/chartex" xmlns:mc="http://schemas.openxmlformats.org/markup-compatibility/2006" xmlns:aink="http://schemas.microsoft.com/office/drawing/2016/ink" xmlns:am3d="http://schemas.microsoft.com/office/drawing/2017/model3d" xmlns:o="urn:schemas-microsoft-com:office:office" xmlns:oel="http://schemas.microsoft.com/office/2019/extlst" xmlns:r="http://schemas.openxmlformats.org/officeDocument/2006/relationships" xmlns:m="http://schemas.openxmlformats.org/officeDocument/2006/math" xmlns:v="urn:schemas-microsoft-com:vml" xmlns:wp14="http://schemas.microsoft.com/office/word/2010/wordprocessingDrawing" xmlns:wp="http://schemas.openxmlformats.org/drawingml/2006/wordprocessingDrawing" xmlns:w10="urn:schemas-microsoft-com:office:word" xmlns:w="http://schemas.openxmlformats.org/wordprocessingml/2006/main" xmlns:w14="http://schemas.microsoft.com/office/word/2010/wordml" xmlns:w15="http://schemas.microsoft.com/office/word/2012/wordml" xmlns:w16cex="http://schemas.microsoft.com/office/word/2018/wordml/cex" xmlns:w16cid="http://schemas.microsoft.com/office/word/2016/wordml/cid" xmlns:w16="http://schemas.microsoft.com/office/word/2018/wordml" xmlns:w16du="http://schemas.microsoft.com/office/word/2023/wordml/word16du" xmlns:w16sdtdh="http://schemas.microsoft.com/office/word/2020/wordml/sdtdatahash" xmlns:w16sdtfl="http://schemas.microsoft.com/office/word/2024/wordml/sdtformatlock" xmlns:w16se="http://schemas.microsoft.com/office/word/2015/wordml/symex" xmlns:wpg="http://schemas.microsoft.com/office/word/2010/wordprocessingGroup" xmlns:wpi="http://schemas.microsoft.com/office/word/2010/wordprocessingInk" xmlns:wne="http://schemas.microsoft.com/office/word/2006/wordml" xmlns:wps="http://schemas.microsoft.com/office/word/2010/wordprocessingShape" mc:Ignorable="w14 w15 w16se w16cid w16 w16cex w16sdtdh w16sdtfl w16du wp14">
+  <w:p>
+    <w:pPr>
+      <w:pStyle w:val="Header"/>
+    </w:pPr>
   </w:p>
 </w:hdr>
 </file>
